--- a/Project Templates/1. Ideation Phase/Brainstorming- Idea Generation- Prioritizaation Template.docx
+++ b/Project Templates/1. Ideation Phase/Brainstorming- Idea Generation- Prioritizaation Template.docx
@@ -118,7 +118,7 @@
           </w:tcPr>
           <w:p>
             <w:r>
-              <w:t>Team 1</w:t>
+              <w:t>SWTID-2026-5878</w:t>
             </w:r>
           </w:p>
         </w:tc>
@@ -691,15 +691,6 @@
   </w:abstractNum>
   <w:num w:numId="1" w16cid:durableId="162553641">
     <w:abstractNumId w:val="0"/>
-    <w:lvlOverride w:ilvl="0"/>
-    <w:lvlOverride w:ilvl="1"/>
-    <w:lvlOverride w:ilvl="2"/>
-    <w:lvlOverride w:ilvl="3"/>
-    <w:lvlOverride w:ilvl="4"/>
-    <w:lvlOverride w:ilvl="5"/>
-    <w:lvlOverride w:ilvl="6"/>
-    <w:lvlOverride w:ilvl="7"/>
-    <w:lvlOverride w:ilvl="8"/>
   </w:num>
 </w:numbering>
 </file>
